--- a/SRS_Student_Dropout_Prediction (3).docx
+++ b/SRS_Student_Dropout_Prediction (3).docx
@@ -245,7 +245,21 @@
         <w:rPr>
           <w:rFonts w:ascii="Times New Roman" w:hAnsi="Times New Roman" w:cs="Times New Roman"/>
         </w:rPr>
-        <w:t> utilize LangChain framework with Google Gemini API for natural language conversations via WhatsApp</w:t>
+        <w:t xml:space="preserve"> utilize </w:t>
+      </w:r>
+      <w:proofErr w:type="spellStart"/>
+      <w:r>
+        <w:rPr>
+          <w:rFonts w:ascii="Times New Roman" w:hAnsi="Times New Roman" w:cs="Times New Roman"/>
+        </w:rPr>
+        <w:t>LangChain</w:t>
+      </w:r>
+      <w:proofErr w:type="spellEnd"/>
+      <w:r>
+        <w:rPr>
+          <w:rFonts w:ascii="Times New Roman" w:hAnsi="Times New Roman" w:cs="Times New Roman"/>
+        </w:rPr>
+        <w:t xml:space="preserve"> framework with Google Gemini API for natural language conversations via WhatsApp</w:t>
       </w:r>
     </w:p>
     <w:p>
@@ -1202,12 +1216,21 @@
                 <w:rFonts w:ascii="Times New Roman" w:hAnsi="Times New Roman" w:cs="Times New Roman"/>
               </w:rPr>
             </w:pPr>
+            <w:proofErr w:type="spellStart"/>
             <w:r>
               <w:rPr>
                 <w:rFonts w:ascii="Times New Roman" w:hAnsi="Times New Roman" w:cs="Times New Roman"/>
                 <w:color w:val="2E2B29"/>
               </w:rPr>
-              <w:t>LangChain, Scikit-learn</w:t>
+              <w:t>LangChain</w:t>
+            </w:r>
+            <w:proofErr w:type="spellEnd"/>
+            <w:r>
+              <w:rPr>
+                <w:rFonts w:ascii="Times New Roman" w:hAnsi="Times New Roman" w:cs="Times New Roman"/>
+                <w:color w:val="2E2B29"/>
+              </w:rPr>
+              <w:t>, Scikit-learn</w:t>
             </w:r>
           </w:p>
         </w:tc>
@@ -2957,7 +2980,23 @@
           <w:lang w:val="en-IN"/>
         </w:rPr>
         <w:br/>
-        <w:t>The system shall display detailed student profiles including academic info, behavioral summary, prediction details, and assigned mentor.</w:t>
+        <w:t xml:space="preserve">The system shall display detailed student profiles including academic info, </w:t>
+      </w:r>
+      <w:proofErr w:type="spellStart"/>
+      <w:r>
+        <w:rPr>
+          <w:rFonts w:ascii="Times New Roman" w:hAnsi="Times New Roman" w:cs="Times New Roman"/>
+          <w:lang w:val="en-IN"/>
+        </w:rPr>
+        <w:t>behavioral</w:t>
+      </w:r>
+      <w:proofErr w:type="spellEnd"/>
+      <w:r>
+        <w:rPr>
+          <w:rFonts w:ascii="Times New Roman" w:hAnsi="Times New Roman" w:cs="Times New Roman"/>
+          <w:lang w:val="en-IN"/>
+        </w:rPr>
+        <w:t xml:space="preserve"> summary, prediction details, and assigned mentor.</w:t>
       </w:r>
       <w:r>
         <w:rPr>
@@ -3041,7 +3080,23 @@
           <w:lang w:val="en-IN"/>
         </w:rPr>
         <w:br/>
-        <w:t>The system shall provide quick view of student concerns and behavioral trends.</w:t>
+        <w:t xml:space="preserve">The system shall provide quick view of student concerns and </w:t>
+      </w:r>
+      <w:proofErr w:type="spellStart"/>
+      <w:r>
+        <w:rPr>
+          <w:rFonts w:ascii="Times New Roman" w:hAnsi="Times New Roman" w:cs="Times New Roman"/>
+          <w:lang w:val="en-IN"/>
+        </w:rPr>
+        <w:t>behavioral</w:t>
+      </w:r>
+      <w:proofErr w:type="spellEnd"/>
+      <w:r>
+        <w:rPr>
+          <w:rFonts w:ascii="Times New Roman" w:hAnsi="Times New Roman" w:cs="Times New Roman"/>
+          <w:lang w:val="en-IN"/>
+        </w:rPr>
+        <w:t xml:space="preserve"> trends.</w:t>
       </w:r>
       <w:r>
         <w:rPr>
@@ -3296,7 +3351,39 @@
           <w:rFonts w:ascii="Times New Roman" w:hAnsi="Times New Roman" w:cs="Times New Roman"/>
           <w:lang w:val="en-IN"/>
         </w:rPr>
-        <w:t xml:space="preserve"> The system shall process and analyze behavioral data from chat logs within 1 hour of conversation completion.</w:t>
+        <w:t xml:space="preserve"> The system shall process and </w:t>
+      </w:r>
+      <w:proofErr w:type="spellStart"/>
+      <w:r>
+        <w:rPr>
+          <w:rFonts w:ascii="Times New Roman" w:hAnsi="Times New Roman" w:cs="Times New Roman"/>
+          <w:lang w:val="en-IN"/>
+        </w:rPr>
+        <w:t>analyze</w:t>
+      </w:r>
+      <w:proofErr w:type="spellEnd"/>
+      <w:r>
+        <w:rPr>
+          <w:rFonts w:ascii="Times New Roman" w:hAnsi="Times New Roman" w:cs="Times New Roman"/>
+          <w:lang w:val="en-IN"/>
+        </w:rPr>
+        <w:t xml:space="preserve"> </w:t>
+      </w:r>
+      <w:proofErr w:type="spellStart"/>
+      <w:r>
+        <w:rPr>
+          <w:rFonts w:ascii="Times New Roman" w:hAnsi="Times New Roman" w:cs="Times New Roman"/>
+          <w:lang w:val="en-IN"/>
+        </w:rPr>
+        <w:t>behavioral</w:t>
+      </w:r>
+      <w:proofErr w:type="spellEnd"/>
+      <w:r>
+        <w:rPr>
+          <w:rFonts w:ascii="Times New Roman" w:hAnsi="Times New Roman" w:cs="Times New Roman"/>
+          <w:lang w:val="en-IN"/>
+        </w:rPr>
+        <w:t xml:space="preserve"> data from chat logs within 1 hour of conversation completion.</w:t>
       </w:r>
     </w:p>
     <w:p>
@@ -3604,21 +3691,48 @@
           <w:lang w:val="en-IN"/>
         </w:rPr>
       </w:pPr>
-      <w:r>
-        <w:rPr>
-          <w:rFonts w:ascii="Times New Roman" w:hAnsi="Times New Roman" w:cs="Times New Roman"/>
-          <w:b/>
-          <w:bCs/>
-          <w:lang w:val="en-IN"/>
-        </w:rPr>
-        <w:t>Behavioral Features Entity:</w:t>
-      </w:r>
-      <w:r>
-        <w:rPr>
-          <w:rFonts w:ascii="Times New Roman" w:hAnsi="Times New Roman" w:cs="Times New Roman"/>
-          <w:lang w:val="en-IN"/>
-        </w:rPr>
-        <w:t xml:space="preserve"> (Student ID, Date, Avg Sentiment, Message Frequency, Engagement Score, Dropout Signal Flag)</w:t>
+      <w:proofErr w:type="spellStart"/>
+      <w:r>
+        <w:rPr>
+          <w:rFonts w:ascii="Times New Roman" w:hAnsi="Times New Roman" w:cs="Times New Roman"/>
+          <w:b/>
+          <w:bCs/>
+          <w:lang w:val="en-IN"/>
+        </w:rPr>
+        <w:t>Behavioral</w:t>
+      </w:r>
+      <w:proofErr w:type="spellEnd"/>
+      <w:r>
+        <w:rPr>
+          <w:rFonts w:ascii="Times New Roman" w:hAnsi="Times New Roman" w:cs="Times New Roman"/>
+          <w:b/>
+          <w:bCs/>
+          <w:lang w:val="en-IN"/>
+        </w:rPr>
+        <w:t xml:space="preserve"> Features Entity:</w:t>
+      </w:r>
+      <w:r>
+        <w:rPr>
+          <w:rFonts w:ascii="Times New Roman" w:hAnsi="Times New Roman" w:cs="Times New Roman"/>
+          <w:lang w:val="en-IN"/>
+        </w:rPr>
+        <w:t xml:space="preserve"> (Student ID, Date, </w:t>
+      </w:r>
+      <w:proofErr w:type="spellStart"/>
+      <w:r>
+        <w:rPr>
+          <w:rFonts w:ascii="Times New Roman" w:hAnsi="Times New Roman" w:cs="Times New Roman"/>
+          <w:lang w:val="en-IN"/>
+        </w:rPr>
+        <w:t>Avg</w:t>
+      </w:r>
+      <w:proofErr w:type="spellEnd"/>
+      <w:r>
+        <w:rPr>
+          <w:rFonts w:ascii="Times New Roman" w:hAnsi="Times New Roman" w:cs="Times New Roman"/>
+          <w:lang w:val="en-IN"/>
+        </w:rPr>
+        <w:t xml:space="preserve"> Sentiment, Message Frequency, Engagement Score, Dropout Signal Flag)</w:t>
       </w:r>
     </w:p>
     <w:p>
@@ -3741,7 +3855,23 @@
           <w:rFonts w:ascii="Times New Roman" w:hAnsi="Times New Roman" w:cs="Times New Roman"/>
           <w:lang w:val="en-IN"/>
         </w:rPr>
-        <w:t xml:space="preserve"> Retained for 1 year post-student graduation/withdrawal</w:t>
+        <w:t xml:space="preserve"> Retained for </w:t>
+      </w:r>
+      <w:proofErr w:type="gramStart"/>
+      <w:r>
+        <w:rPr>
+          <w:rFonts w:ascii="Times New Roman" w:hAnsi="Times New Roman" w:cs="Times New Roman"/>
+          <w:lang w:val="en-IN"/>
+        </w:rPr>
+        <w:t>1 year</w:t>
+      </w:r>
+      <w:proofErr w:type="gramEnd"/>
+      <w:r>
+        <w:rPr>
+          <w:rFonts w:ascii="Times New Roman" w:hAnsi="Times New Roman" w:cs="Times New Roman"/>
+          <w:lang w:val="en-IN"/>
+        </w:rPr>
+        <w:t xml:space="preserve"> post-student graduation/withdrawal</w:t>
       </w:r>
     </w:p>
     <w:p>
@@ -3755,14 +3885,25 @@
           <w:lang w:val="en-IN"/>
         </w:rPr>
       </w:pPr>
-      <w:r>
-        <w:rPr>
-          <w:rFonts w:ascii="Times New Roman" w:hAnsi="Times New Roman" w:cs="Times New Roman"/>
-          <w:b/>
-          <w:bCs/>
-          <w:lang w:val="en-IN"/>
-        </w:rPr>
-        <w:t>Behavioral analysis data:</w:t>
+      <w:proofErr w:type="spellStart"/>
+      <w:r>
+        <w:rPr>
+          <w:rFonts w:ascii="Times New Roman" w:hAnsi="Times New Roman" w:cs="Times New Roman"/>
+          <w:b/>
+          <w:bCs/>
+          <w:lang w:val="en-IN"/>
+        </w:rPr>
+        <w:t>Behavioral</w:t>
+      </w:r>
+      <w:proofErr w:type="spellEnd"/>
+      <w:r>
+        <w:rPr>
+          <w:rFonts w:ascii="Times New Roman" w:hAnsi="Times New Roman" w:cs="Times New Roman"/>
+          <w:b/>
+          <w:bCs/>
+          <w:lang w:val="en-IN"/>
+        </w:rPr>
+        <w:t xml:space="preserve"> analysis data:</w:t>
       </w:r>
       <w:r>
         <w:rPr>
@@ -4527,8 +4668,17 @@
           <w:lang w:val="en-IN"/>
         </w:rPr>
         <w:lastRenderedPageBreak/>
-        <w:t>4.1.2 Object Diagrams:.</w:t>
-      </w:r>
+        <w:t xml:space="preserve">4.1.2 Object </w:t>
+      </w:r>
+      <w:proofErr w:type="gramStart"/>
+      <w:r>
+        <w:rPr>
+          <w:rFonts w:ascii="Times New Roman" w:hAnsi="Times New Roman" w:cs="Times New Roman"/>
+          <w:lang w:val="en-IN"/>
+        </w:rPr>
+        <w:t>Diagrams:.</w:t>
+      </w:r>
+      <w:proofErr w:type="gramEnd"/>
     </w:p>
     <w:p>
       <w:pPr>
@@ -4602,15 +4752,286 @@
           <w:lang w:val="en-IN"/>
         </w:rPr>
       </w:pPr>
-      <w:r>
-        <w:rPr>
-          <w:rFonts w:ascii="Times New Roman" w:hAnsi="Times New Roman" w:cs="Times New Roman"/>
-          <w:b/>
-          <w:bCs/>
-          <w:lang w:val="en-IN"/>
-        </w:rPr>
+    </w:p>
+    <w:p>
+      <w:pPr>
+        <w:rPr>
+          <w:rFonts w:ascii="Times New Roman" w:hAnsi="Times New Roman" w:cs="Times New Roman"/>
+          <w:b/>
+          <w:bCs/>
+          <w:lang w:val="en-IN"/>
+        </w:rPr>
+      </w:pPr>
+    </w:p>
+    <w:p>
+      <w:pPr>
+        <w:rPr>
+          <w:rFonts w:ascii="Times New Roman" w:hAnsi="Times New Roman" w:cs="Times New Roman"/>
+          <w:b/>
+          <w:bCs/>
+          <w:lang w:val="en-IN"/>
+        </w:rPr>
+      </w:pPr>
+    </w:p>
+    <w:p>
+      <w:pPr>
+        <w:rPr>
+          <w:rFonts w:ascii="Times New Roman" w:hAnsi="Times New Roman" w:cs="Times New Roman"/>
+          <w:b/>
+          <w:bCs/>
+          <w:lang w:val="en-IN"/>
+        </w:rPr>
+      </w:pPr>
+    </w:p>
+    <w:p>
+      <w:pPr>
+        <w:rPr>
+          <w:rFonts w:ascii="Times New Roman" w:hAnsi="Times New Roman" w:cs="Times New Roman"/>
+          <w:b/>
+          <w:bCs/>
+          <w:lang w:val="en-IN"/>
+        </w:rPr>
+      </w:pPr>
+    </w:p>
+    <w:p>
+      <w:pPr>
+        <w:rPr>
+          <w:rFonts w:ascii="Times New Roman" w:hAnsi="Times New Roman" w:cs="Times New Roman"/>
+          <w:b/>
+          <w:bCs/>
+          <w:lang w:val="en-IN"/>
+        </w:rPr>
+      </w:pPr>
+    </w:p>
+    <w:p>
+      <w:pPr>
+        <w:rPr>
+          <w:rFonts w:ascii="Times New Roman" w:hAnsi="Times New Roman" w:cs="Times New Roman"/>
+          <w:b/>
+          <w:bCs/>
+          <w:lang w:val="en-IN"/>
+        </w:rPr>
+      </w:pPr>
+    </w:p>
+    <w:p>
+      <w:pPr>
+        <w:rPr>
+          <w:rFonts w:ascii="Times New Roman" w:hAnsi="Times New Roman" w:cs="Times New Roman"/>
+          <w:b/>
+          <w:bCs/>
+          <w:lang w:val="en-IN"/>
+        </w:rPr>
+      </w:pPr>
+    </w:p>
+    <w:p>
+      <w:pPr>
+        <w:rPr>
+          <w:rFonts w:ascii="Times New Roman" w:hAnsi="Times New Roman" w:cs="Times New Roman"/>
+          <w:b/>
+          <w:bCs/>
+          <w:lang w:val="en-IN"/>
+        </w:rPr>
+      </w:pPr>
+    </w:p>
+    <w:p>
+      <w:pPr>
+        <w:rPr>
+          <w:rFonts w:ascii="Times New Roman" w:hAnsi="Times New Roman" w:cs="Times New Roman"/>
+          <w:b/>
+          <w:bCs/>
+          <w:lang w:val="en-IN"/>
+        </w:rPr>
+      </w:pPr>
+    </w:p>
+    <w:p>
+      <w:pPr>
+        <w:rPr>
+          <w:rFonts w:ascii="Times New Roman" w:hAnsi="Times New Roman" w:cs="Times New Roman"/>
+          <w:b/>
+          <w:bCs/>
+          <w:lang w:val="en-IN"/>
+        </w:rPr>
+      </w:pPr>
+    </w:p>
+    <w:p>
+      <w:pPr>
+        <w:rPr>
+          <w:rFonts w:ascii="Times New Roman" w:hAnsi="Times New Roman" w:cs="Times New Roman"/>
+          <w:b/>
+          <w:bCs/>
+          <w:lang w:val="en-IN"/>
+        </w:rPr>
+      </w:pPr>
+    </w:p>
+    <w:p>
+      <w:pPr>
+        <w:rPr>
+          <w:rFonts w:ascii="Times New Roman" w:hAnsi="Times New Roman" w:cs="Times New Roman"/>
+          <w:b/>
+          <w:bCs/>
+          <w:lang w:val="en-IN"/>
+        </w:rPr>
+      </w:pPr>
+    </w:p>
+    <w:p>
+      <w:pPr>
+        <w:rPr>
+          <w:rFonts w:ascii="Times New Roman" w:hAnsi="Times New Roman" w:cs="Times New Roman"/>
+          <w:b/>
+          <w:bCs/>
+          <w:lang w:val="en-IN"/>
+        </w:rPr>
+      </w:pPr>
+      <w:r>
+        <w:rPr>
+          <w:rFonts w:ascii="Times New Roman" w:hAnsi="Times New Roman" w:cs="Times New Roman"/>
+          <w:b/>
+          <w:bCs/>
+          <w:lang w:val="en-IN"/>
+        </w:rPr>
+        <w:lastRenderedPageBreak/>
         <w:t>4.2 Data Design</w:t>
       </w:r>
+    </w:p>
+    <w:p>
+      <w:pPr>
+        <w:rPr>
+          <w:rFonts w:ascii="Times New Roman" w:hAnsi="Times New Roman" w:cs="Times New Roman"/>
+          <w:b/>
+          <w:bCs/>
+          <w:lang w:val="en-IN"/>
+        </w:rPr>
+      </w:pPr>
+    </w:p>
+    <w:p>
+      <w:pPr>
+        <w:rPr>
+          <w:rFonts w:ascii="Times New Roman" w:hAnsi="Times New Roman" w:cs="Times New Roman"/>
+          <w:b/>
+          <w:bCs/>
+          <w:lang w:val="en-IN"/>
+        </w:rPr>
+      </w:pPr>
+    </w:p>
+    <w:p>
+      <w:pPr>
+        <w:rPr>
+          <w:rFonts w:ascii="Times New Roman" w:hAnsi="Times New Roman" w:cs="Times New Roman"/>
+          <w:b/>
+          <w:bCs/>
+          <w:lang w:val="en-IN"/>
+        </w:rPr>
+      </w:pPr>
+    </w:p>
+    <w:p>
+      <w:pPr>
+        <w:rPr>
+          <w:rFonts w:ascii="Times New Roman" w:hAnsi="Times New Roman" w:cs="Times New Roman"/>
+          <w:b/>
+          <w:bCs/>
+          <w:lang w:val="en-IN"/>
+        </w:rPr>
+      </w:pPr>
+    </w:p>
+    <w:p>
+      <w:pPr>
+        <w:rPr>
+          <w:rFonts w:ascii="Times New Roman" w:hAnsi="Times New Roman" w:cs="Times New Roman"/>
+          <w:b/>
+          <w:bCs/>
+          <w:lang w:val="en-IN"/>
+        </w:rPr>
+      </w:pPr>
+    </w:p>
+    <w:p>
+      <w:pPr>
+        <w:rPr>
+          <w:rFonts w:ascii="Times New Roman" w:hAnsi="Times New Roman" w:cs="Times New Roman"/>
+          <w:b/>
+          <w:bCs/>
+          <w:lang w:val="en-IN"/>
+        </w:rPr>
+      </w:pPr>
+    </w:p>
+    <w:p>
+      <w:pPr>
+        <w:rPr>
+          <w:rFonts w:ascii="Times New Roman" w:hAnsi="Times New Roman" w:cs="Times New Roman"/>
+          <w:b/>
+          <w:bCs/>
+          <w:lang w:val="en-IN"/>
+        </w:rPr>
+      </w:pPr>
+    </w:p>
+    <w:p>
+      <w:pPr>
+        <w:rPr>
+          <w:rFonts w:ascii="Times New Roman" w:hAnsi="Times New Roman" w:cs="Times New Roman"/>
+          <w:b/>
+          <w:bCs/>
+          <w:lang w:val="en-IN"/>
+        </w:rPr>
+      </w:pPr>
+    </w:p>
+    <w:p>
+      <w:pPr>
+        <w:rPr>
+          <w:rFonts w:ascii="Times New Roman" w:hAnsi="Times New Roman" w:cs="Times New Roman"/>
+          <w:b/>
+          <w:bCs/>
+          <w:lang w:val="en-IN"/>
+        </w:rPr>
+      </w:pPr>
+    </w:p>
+    <w:p>
+      <w:pPr>
+        <w:rPr>
+          <w:rFonts w:ascii="Times New Roman" w:hAnsi="Times New Roman" w:cs="Times New Roman"/>
+          <w:b/>
+          <w:bCs/>
+          <w:lang w:val="en-IN"/>
+        </w:rPr>
+      </w:pPr>
+    </w:p>
+    <w:p>
+      <w:pPr>
+        <w:rPr>
+          <w:rFonts w:ascii="Times New Roman" w:hAnsi="Times New Roman" w:cs="Times New Roman"/>
+          <w:b/>
+          <w:bCs/>
+          <w:lang w:val="en-IN"/>
+        </w:rPr>
+      </w:pPr>
+    </w:p>
+    <w:p>
+      <w:pPr>
+        <w:rPr>
+          <w:rFonts w:ascii="Times New Roman" w:hAnsi="Times New Roman" w:cs="Times New Roman"/>
+          <w:b/>
+          <w:bCs/>
+          <w:lang w:val="en-IN"/>
+        </w:rPr>
+      </w:pPr>
+    </w:p>
+    <w:p>
+      <w:pPr>
+        <w:rPr>
+          <w:rFonts w:ascii="Times New Roman" w:hAnsi="Times New Roman" w:cs="Times New Roman"/>
+          <w:b/>
+          <w:bCs/>
+          <w:lang w:val="en-IN"/>
+        </w:rPr>
+      </w:pPr>
+    </w:p>
+    <w:p>
+      <w:pPr>
+        <w:rPr>
+          <w:rFonts w:ascii="Times New Roman" w:hAnsi="Times New Roman" w:cs="Times New Roman"/>
+          <w:b/>
+          <w:bCs/>
+          <w:lang w:val="en-IN"/>
+        </w:rPr>
+      </w:pPr>
     </w:p>
     <w:p>
       <w:pPr>
@@ -4781,10 +5202,10 @@
           <w:lang w:val="en-IN"/>
         </w:rPr>
         <w:drawing>
-          <wp:inline distT="0" distB="0" distL="0" distR="0" wp14:anchorId="10E740AA" wp14:editId="62321AF3">
-            <wp:extent cx="5516880" cy="7421880"/>
-            <wp:effectExtent l="0" t="0" r="7620" b="7620"/>
-            <wp:docPr id="1554688714" name="Picture 3"/>
+          <wp:inline distT="0" distB="0" distL="0" distR="0" wp14:anchorId="5D920A00" wp14:editId="7698D168">
+            <wp:extent cx="5523865" cy="7437120"/>
+            <wp:effectExtent l="0" t="0" r="635" b="0"/>
+            <wp:docPr id="1412696493" name="Graphic 1"/>
             <wp:cNvGraphicFramePr>
               <a:graphicFrameLocks xmlns:a="http://schemas.openxmlformats.org/drawingml/2006/main" noChangeAspect="1"/>
             </wp:cNvGraphicFramePr>
@@ -4792,36 +5213,29 @@
               <a:graphicData uri="http://schemas.openxmlformats.org/drawingml/2006/picture">
                 <pic:pic xmlns:pic="http://schemas.openxmlformats.org/drawingml/2006/picture">
                   <pic:nvPicPr>
-                    <pic:cNvPr id="0" name="Picture 3"/>
-                    <pic:cNvPicPr>
-                      <a:picLocks noChangeAspect="1" noChangeArrowheads="1"/>
-                    </pic:cNvPicPr>
+                    <pic:cNvPr id="1412696493" name=""/>
+                    <pic:cNvPicPr/>
                   </pic:nvPicPr>
                   <pic:blipFill>
-                    <a:blip r:embed="rId8" cstate="print">
+                    <a:blip r:embed="rId8">
                       <a:extLst>
-                        <a:ext uri="{28A0092B-C50C-407E-A947-70E740481C1C}">
-                          <a14:useLocalDpi xmlns:a14="http://schemas.microsoft.com/office/drawing/2010/main" val="0"/>
+                        <a:ext uri="{96DAC541-7B7A-43D3-8B79-37D633B846F1}">
+                          <asvg:svgBlip xmlns:asvg="http://schemas.microsoft.com/office/drawing/2016/SVG/main" r:embed="rId9"/>
                         </a:ext>
                       </a:extLst>
                     </a:blip>
-                    <a:srcRect/>
                     <a:stretch>
                       <a:fillRect/>
                     </a:stretch>
                   </pic:blipFill>
-                  <pic:spPr bwMode="auto">
+                  <pic:spPr>
                     <a:xfrm>
                       <a:off x="0" y="0"/>
-                      <a:ext cx="5516880" cy="7421880"/>
+                      <a:ext cx="5523865" cy="7437120"/>
                     </a:xfrm>
                     <a:prstGeom prst="rect">
                       <a:avLst/>
                     </a:prstGeom>
-                    <a:noFill/>
-                    <a:ln>
-                      <a:noFill/>
-                    </a:ln>
                   </pic:spPr>
                 </pic:pic>
               </a:graphicData>
@@ -4863,55 +5277,16 @@
           <w:rFonts w:ascii="Times New Roman" w:hAnsi="Times New Roman" w:cs="Times New Roman"/>
         </w:rPr>
       </w:pPr>
-    </w:p>
-    <w:p>
-      <w:pPr>
-        <w:rPr>
-          <w:rFonts w:ascii="Times New Roman" w:hAnsi="Times New Roman" w:cs="Times New Roman"/>
-          <w:lang w:val="en-IN"/>
-        </w:rPr>
-      </w:pPr>
-      <w:r>
-        <w:rPr>
-          <w:rFonts w:ascii="Times New Roman" w:hAnsi="Times New Roman" w:cs="Times New Roman"/>
-          <w:lang w:val="en-IN"/>
-        </w:rPr>
-        <w:t>4.3.</w:t>
-      </w:r>
-      <w:r>
-        <w:rPr>
-          <w:rFonts w:ascii="Times New Roman" w:hAnsi="Times New Roman" w:cs="Times New Roman"/>
-          <w:lang w:val="en-IN"/>
-        </w:rPr>
-        <w:t>3</w:t>
-      </w:r>
-      <w:r>
-        <w:rPr>
-          <w:rFonts w:ascii="Times New Roman" w:hAnsi="Times New Roman" w:cs="Times New Roman"/>
-          <w:lang w:val="en-IN"/>
-        </w:rPr>
-        <w:t xml:space="preserve"> Activity Diagram:</w:t>
-      </w:r>
-    </w:p>
-    <w:p>
-      <w:pPr>
-        <w:rPr>
-          <w:rFonts w:ascii="Times New Roman" w:hAnsi="Times New Roman" w:cs="Times New Roman"/>
-          <w:lang w:val="en-IN"/>
-        </w:rPr>
-      </w:pPr>
       <w:r>
         <w:rPr>
           <w:rFonts w:ascii="Times New Roman" w:hAnsi="Times New Roman" w:cs="Times New Roman"/>
           <w:noProof/>
-          <w:lang w:val="en-IN"/>
-        </w:rPr>
-        <w:lastRenderedPageBreak/>
+        </w:rPr>
         <w:drawing>
-          <wp:inline distT="0" distB="0" distL="0" distR="0" wp14:anchorId="2CE11C98" wp14:editId="5ED310A3">
-            <wp:extent cx="4495800" cy="7848600"/>
-            <wp:effectExtent l="0" t="0" r="0" b="0"/>
-            <wp:docPr id="499316913" name="Picture 4"/>
+          <wp:inline distT="0" distB="0" distL="0" distR="0" wp14:anchorId="6DED67E5" wp14:editId="6568F9E2">
+            <wp:extent cx="5939155" cy="3536315"/>
+            <wp:effectExtent l="0" t="0" r="4445" b="6985"/>
+            <wp:docPr id="988007983" name="Picture 8"/>
             <wp:cNvGraphicFramePr>
               <a:graphicFrameLocks xmlns:a="http://schemas.openxmlformats.org/drawingml/2006/main" noChangeAspect="1"/>
             </wp:cNvGraphicFramePr>
@@ -4919,102 +5294,7 @@
               <a:graphicData uri="http://schemas.openxmlformats.org/drawingml/2006/picture">
                 <pic:pic xmlns:pic="http://schemas.openxmlformats.org/drawingml/2006/picture">
                   <pic:nvPicPr>
-                    <pic:cNvPr id="0" name="Picture 4"/>
-                    <pic:cNvPicPr>
-                      <a:picLocks noChangeAspect="1" noChangeArrowheads="1"/>
-                    </pic:cNvPicPr>
-                  </pic:nvPicPr>
-                  <pic:blipFill>
-                    <a:blip r:embed="rId9" cstate="print">
-                      <a:extLst>
-                        <a:ext uri="{28A0092B-C50C-407E-A947-70E740481C1C}">
-                          <a14:useLocalDpi xmlns:a14="http://schemas.microsoft.com/office/drawing/2010/main" val="0"/>
-                        </a:ext>
-                      </a:extLst>
-                    </a:blip>
-                    <a:srcRect/>
-                    <a:stretch>
-                      <a:fillRect/>
-                    </a:stretch>
-                  </pic:blipFill>
-                  <pic:spPr bwMode="auto">
-                    <a:xfrm>
-                      <a:off x="0" y="0"/>
-                      <a:ext cx="4495800" cy="7848600"/>
-                    </a:xfrm>
-                    <a:prstGeom prst="rect">
-                      <a:avLst/>
-                    </a:prstGeom>
-                    <a:noFill/>
-                    <a:ln>
-                      <a:noFill/>
-                    </a:ln>
-                  </pic:spPr>
-                </pic:pic>
-              </a:graphicData>
-            </a:graphic>
-          </wp:inline>
-        </w:drawing>
-      </w:r>
-    </w:p>
-    <w:p>
-      <w:pPr>
-        <w:rPr>
-          <w:rFonts w:ascii="Times New Roman" w:hAnsi="Times New Roman" w:cs="Times New Roman"/>
-          <w:lang w:val="en-IN"/>
-        </w:rPr>
-      </w:pPr>
-      <w:r>
-        <w:rPr>
-          <w:rFonts w:ascii="Times New Roman" w:hAnsi="Times New Roman" w:cs="Times New Roman"/>
-          <w:lang w:val="en-IN"/>
-        </w:rPr>
-        <w:t>4.3.</w:t>
-      </w:r>
-      <w:r>
-        <w:rPr>
-          <w:rFonts w:ascii="Times New Roman" w:hAnsi="Times New Roman" w:cs="Times New Roman"/>
-          <w:lang w:val="en-IN"/>
-        </w:rPr>
-        <w:t>4</w:t>
-      </w:r>
-      <w:r>
-        <w:rPr>
-          <w:rFonts w:ascii="Times New Roman" w:hAnsi="Times New Roman" w:cs="Times New Roman"/>
-          <w:lang w:val="en-IN"/>
-        </w:rPr>
-        <w:t xml:space="preserve"> State-chart Diagram:</w:t>
-      </w:r>
-    </w:p>
-    <w:p>
-      <w:pPr>
-        <w:rPr>
-          <w:rFonts w:ascii="Times New Roman" w:hAnsi="Times New Roman" w:cs="Times New Roman"/>
-          <w:b/>
-          <w:bCs/>
-          <w:lang w:val="en-IN"/>
-        </w:rPr>
-      </w:pPr>
-      <w:r>
-        <w:rPr>
-          <w:rFonts w:ascii="Times New Roman" w:hAnsi="Times New Roman" w:cs="Times New Roman"/>
-          <w:noProof/>
-          <w:lang w:val="en-IN"/>
-        </w:rPr>
-        <w:lastRenderedPageBreak/>
-        <w:drawing>
-          <wp:inline distT="0" distB="0" distL="0" distR="0" wp14:anchorId="5C047041" wp14:editId="64AD1387">
-            <wp:extent cx="4838700" cy="7658100"/>
-            <wp:effectExtent l="0" t="0" r="0" b="0"/>
-            <wp:docPr id="1595412331" name="Picture 5"/>
-            <wp:cNvGraphicFramePr>
-              <a:graphicFrameLocks xmlns:a="http://schemas.openxmlformats.org/drawingml/2006/main" noChangeAspect="1"/>
-            </wp:cNvGraphicFramePr>
-            <a:graphic xmlns:a="http://schemas.openxmlformats.org/drawingml/2006/main">
-              <a:graphicData uri="http://schemas.openxmlformats.org/drawingml/2006/picture">
-                <pic:pic xmlns:pic="http://schemas.openxmlformats.org/drawingml/2006/picture">
-                  <pic:nvPicPr>
-                    <pic:cNvPr id="0" name="Picture 5"/>
+                    <pic:cNvPr id="0" name="Picture 8"/>
                     <pic:cNvPicPr>
                       <a:picLocks noChangeAspect="1" noChangeArrowheads="1"/>
                     </pic:cNvPicPr>
@@ -5035,7 +5315,7 @@
                   <pic:spPr bwMode="auto">
                     <a:xfrm>
                       <a:off x="0" y="0"/>
-                      <a:ext cx="4838700" cy="7658100"/>
+                      <a:ext cx="5939155" cy="3536315"/>
                     </a:xfrm>
                     <a:prstGeom prst="rect">
                       <a:avLst/>
@@ -5056,18 +5336,311 @@
       <w:pPr>
         <w:rPr>
           <w:rFonts w:ascii="Times New Roman" w:hAnsi="Times New Roman" w:cs="Times New Roman"/>
-          <w:b/>
-          <w:bCs/>
-          <w:lang w:val="en-IN"/>
-        </w:rPr>
-      </w:pPr>
-      <w:r>
-        <w:rPr>
-          <w:rFonts w:ascii="Times New Roman" w:hAnsi="Times New Roman" w:cs="Times New Roman"/>
-          <w:b/>
-          <w:bCs/>
-          <w:lang w:val="en-IN"/>
-        </w:rPr>
+          <w:lang w:val="en-IN"/>
+        </w:rPr>
+      </w:pPr>
+    </w:p>
+    <w:p>
+      <w:pPr>
+        <w:rPr>
+          <w:rFonts w:ascii="Times New Roman" w:hAnsi="Times New Roman" w:cs="Times New Roman"/>
+          <w:lang w:val="en-IN"/>
+        </w:rPr>
+      </w:pPr>
+    </w:p>
+    <w:p>
+      <w:pPr>
+        <w:rPr>
+          <w:rFonts w:ascii="Times New Roman" w:hAnsi="Times New Roman" w:cs="Times New Roman"/>
+          <w:lang w:val="en-IN"/>
+        </w:rPr>
+      </w:pPr>
+    </w:p>
+    <w:p>
+      <w:pPr>
+        <w:rPr>
+          <w:rFonts w:ascii="Times New Roman" w:hAnsi="Times New Roman" w:cs="Times New Roman"/>
+          <w:lang w:val="en-IN"/>
+        </w:rPr>
+      </w:pPr>
+    </w:p>
+    <w:p>
+      <w:pPr>
+        <w:rPr>
+          <w:rFonts w:ascii="Times New Roman" w:hAnsi="Times New Roman" w:cs="Times New Roman"/>
+          <w:lang w:val="en-IN"/>
+        </w:rPr>
+      </w:pPr>
+    </w:p>
+    <w:p>
+      <w:pPr>
+        <w:rPr>
+          <w:rFonts w:ascii="Times New Roman" w:hAnsi="Times New Roman" w:cs="Times New Roman"/>
+          <w:lang w:val="en-IN"/>
+        </w:rPr>
+      </w:pPr>
+    </w:p>
+    <w:p>
+      <w:pPr>
+        <w:rPr>
+          <w:rFonts w:ascii="Times New Roman" w:hAnsi="Times New Roman" w:cs="Times New Roman"/>
+          <w:lang w:val="en-IN"/>
+        </w:rPr>
+      </w:pPr>
+    </w:p>
+    <w:p>
+      <w:pPr>
+        <w:rPr>
+          <w:rFonts w:ascii="Times New Roman" w:hAnsi="Times New Roman" w:cs="Times New Roman"/>
+          <w:lang w:val="en-IN"/>
+        </w:rPr>
+      </w:pPr>
+    </w:p>
+    <w:p>
+      <w:pPr>
+        <w:rPr>
+          <w:rFonts w:ascii="Times New Roman" w:hAnsi="Times New Roman" w:cs="Times New Roman"/>
+          <w:lang w:val="en-IN"/>
+        </w:rPr>
+      </w:pPr>
+    </w:p>
+    <w:p>
+      <w:pPr>
+        <w:rPr>
+          <w:rFonts w:ascii="Times New Roman" w:hAnsi="Times New Roman" w:cs="Times New Roman"/>
+          <w:lang w:val="en-IN"/>
+        </w:rPr>
+      </w:pPr>
+    </w:p>
+    <w:p>
+      <w:pPr>
+        <w:rPr>
+          <w:rFonts w:ascii="Times New Roman" w:hAnsi="Times New Roman" w:cs="Times New Roman"/>
+          <w:lang w:val="en-IN"/>
+        </w:rPr>
+      </w:pPr>
+    </w:p>
+    <w:p>
+      <w:pPr>
+        <w:rPr>
+          <w:rFonts w:ascii="Times New Roman" w:hAnsi="Times New Roman" w:cs="Times New Roman"/>
+          <w:lang w:val="en-IN"/>
+        </w:rPr>
+      </w:pPr>
+    </w:p>
+    <w:p>
+      <w:pPr>
+        <w:rPr>
+          <w:rFonts w:ascii="Times New Roman" w:hAnsi="Times New Roman" w:cs="Times New Roman"/>
+          <w:lang w:val="en-IN"/>
+        </w:rPr>
+      </w:pPr>
+    </w:p>
+    <w:p>
+      <w:pPr>
+        <w:rPr>
+          <w:rFonts w:ascii="Times New Roman" w:hAnsi="Times New Roman" w:cs="Times New Roman"/>
+          <w:lang w:val="en-IN"/>
+        </w:rPr>
+      </w:pPr>
+      <w:r>
+        <w:rPr>
+          <w:rFonts w:ascii="Times New Roman" w:hAnsi="Times New Roman" w:cs="Times New Roman"/>
+          <w:lang w:val="en-IN"/>
+        </w:rPr>
+        <w:lastRenderedPageBreak/>
+        <w:t>4.3.</w:t>
+      </w:r>
+      <w:r>
+        <w:rPr>
+          <w:rFonts w:ascii="Times New Roman" w:hAnsi="Times New Roman" w:cs="Times New Roman"/>
+          <w:lang w:val="en-IN"/>
+        </w:rPr>
+        <w:t>3</w:t>
+      </w:r>
+      <w:r>
+        <w:rPr>
+          <w:rFonts w:ascii="Times New Roman" w:hAnsi="Times New Roman" w:cs="Times New Roman"/>
+          <w:lang w:val="en-IN"/>
+        </w:rPr>
+        <w:t xml:space="preserve"> Activity Diagram:</w:t>
+      </w:r>
+    </w:p>
+    <w:p>
+      <w:pPr>
+        <w:rPr>
+          <w:rFonts w:ascii="Times New Roman" w:hAnsi="Times New Roman" w:cs="Times New Roman"/>
+          <w:lang w:val="en-IN"/>
+        </w:rPr>
+      </w:pPr>
+      <w:r>
+        <w:rPr>
+          <w:rFonts w:ascii="Times New Roman" w:hAnsi="Times New Roman" w:cs="Times New Roman"/>
+          <w:noProof/>
+          <w:lang w:val="en-IN"/>
+        </w:rPr>
+        <w:drawing>
+          <wp:inline distT="0" distB="0" distL="0" distR="0" wp14:anchorId="2CE11C98" wp14:editId="4B39A04A">
+            <wp:extent cx="4495800" cy="7406640"/>
+            <wp:effectExtent l="0" t="0" r="0" b="3810"/>
+            <wp:docPr id="499316913" name="Picture 4"/>
+            <wp:cNvGraphicFramePr>
+              <a:graphicFrameLocks xmlns:a="http://schemas.openxmlformats.org/drawingml/2006/main" noChangeAspect="1"/>
+            </wp:cNvGraphicFramePr>
+            <a:graphic xmlns:a="http://schemas.openxmlformats.org/drawingml/2006/main">
+              <a:graphicData uri="http://schemas.openxmlformats.org/drawingml/2006/picture">
+                <pic:pic xmlns:pic="http://schemas.openxmlformats.org/drawingml/2006/picture">
+                  <pic:nvPicPr>
+                    <pic:cNvPr id="0" name="Picture 4"/>
+                    <pic:cNvPicPr>
+                      <a:picLocks noChangeAspect="1" noChangeArrowheads="1"/>
+                    </pic:cNvPicPr>
+                  </pic:nvPicPr>
+                  <pic:blipFill>
+                    <a:blip r:embed="rId11" cstate="print">
+                      <a:extLst>
+                        <a:ext uri="{28A0092B-C50C-407E-A947-70E740481C1C}">
+                          <a14:useLocalDpi xmlns:a14="http://schemas.microsoft.com/office/drawing/2010/main" val="0"/>
+                        </a:ext>
+                      </a:extLst>
+                    </a:blip>
+                    <a:srcRect/>
+                    <a:stretch>
+                      <a:fillRect/>
+                    </a:stretch>
+                  </pic:blipFill>
+                  <pic:spPr bwMode="auto">
+                    <a:xfrm>
+                      <a:off x="0" y="0"/>
+                      <a:ext cx="4495800" cy="7406640"/>
+                    </a:xfrm>
+                    <a:prstGeom prst="rect">
+                      <a:avLst/>
+                    </a:prstGeom>
+                    <a:noFill/>
+                    <a:ln>
+                      <a:noFill/>
+                    </a:ln>
+                  </pic:spPr>
+                </pic:pic>
+              </a:graphicData>
+            </a:graphic>
+          </wp:inline>
+        </w:drawing>
+      </w:r>
+    </w:p>
+    <w:p>
+      <w:pPr>
+        <w:rPr>
+          <w:rFonts w:ascii="Times New Roman" w:hAnsi="Times New Roman" w:cs="Times New Roman"/>
+          <w:lang w:val="en-IN"/>
+        </w:rPr>
+      </w:pPr>
+      <w:r>
+        <w:rPr>
+          <w:rFonts w:ascii="Times New Roman" w:hAnsi="Times New Roman" w:cs="Times New Roman"/>
+          <w:lang w:val="en-IN"/>
+        </w:rPr>
+        <w:t>4.3.</w:t>
+      </w:r>
+      <w:r>
+        <w:rPr>
+          <w:rFonts w:ascii="Times New Roman" w:hAnsi="Times New Roman" w:cs="Times New Roman"/>
+          <w:lang w:val="en-IN"/>
+        </w:rPr>
+        <w:t>4</w:t>
+      </w:r>
+      <w:r>
+        <w:rPr>
+          <w:rFonts w:ascii="Times New Roman" w:hAnsi="Times New Roman" w:cs="Times New Roman"/>
+          <w:lang w:val="en-IN"/>
+        </w:rPr>
+        <w:t xml:space="preserve"> State-chart Diagram:</w:t>
+      </w:r>
+    </w:p>
+    <w:p>
+      <w:pPr>
+        <w:rPr>
+          <w:rFonts w:ascii="Times New Roman" w:hAnsi="Times New Roman" w:cs="Times New Roman"/>
+          <w:b/>
+          <w:bCs/>
+          <w:lang w:val="en-IN"/>
+        </w:rPr>
+      </w:pPr>
+      <w:r>
+        <w:rPr>
+          <w:rFonts w:ascii="Times New Roman" w:hAnsi="Times New Roman" w:cs="Times New Roman"/>
+          <w:noProof/>
+          <w:lang w:val="en-IN"/>
+        </w:rPr>
+        <w:lastRenderedPageBreak/>
+        <w:drawing>
+          <wp:inline distT="0" distB="0" distL="0" distR="0" wp14:anchorId="5C047041" wp14:editId="6F6F6FFD">
+            <wp:extent cx="4838700" cy="7947660"/>
+            <wp:effectExtent l="0" t="0" r="0" b="0"/>
+            <wp:docPr id="1595412331" name="Picture 5"/>
+            <wp:cNvGraphicFramePr>
+              <a:graphicFrameLocks xmlns:a="http://schemas.openxmlformats.org/drawingml/2006/main" noChangeAspect="1"/>
+            </wp:cNvGraphicFramePr>
+            <a:graphic xmlns:a="http://schemas.openxmlformats.org/drawingml/2006/main">
+              <a:graphicData uri="http://schemas.openxmlformats.org/drawingml/2006/picture">
+                <pic:pic xmlns:pic="http://schemas.openxmlformats.org/drawingml/2006/picture">
+                  <pic:nvPicPr>
+                    <pic:cNvPr id="0" name="Picture 5"/>
+                    <pic:cNvPicPr>
+                      <a:picLocks noChangeAspect="1" noChangeArrowheads="1"/>
+                    </pic:cNvPicPr>
+                  </pic:nvPicPr>
+                  <pic:blipFill>
+                    <a:blip r:embed="rId12" cstate="print">
+                      <a:extLst>
+                        <a:ext uri="{28A0092B-C50C-407E-A947-70E740481C1C}">
+                          <a14:useLocalDpi xmlns:a14="http://schemas.microsoft.com/office/drawing/2010/main" val="0"/>
+                        </a:ext>
+                      </a:extLst>
+                    </a:blip>
+                    <a:srcRect/>
+                    <a:stretch>
+                      <a:fillRect/>
+                    </a:stretch>
+                  </pic:blipFill>
+                  <pic:spPr bwMode="auto">
+                    <a:xfrm>
+                      <a:off x="0" y="0"/>
+                      <a:ext cx="4838700" cy="7947660"/>
+                    </a:xfrm>
+                    <a:prstGeom prst="rect">
+                      <a:avLst/>
+                    </a:prstGeom>
+                    <a:noFill/>
+                    <a:ln>
+                      <a:noFill/>
+                    </a:ln>
+                  </pic:spPr>
+                </pic:pic>
+              </a:graphicData>
+            </a:graphic>
+          </wp:inline>
+        </w:drawing>
+      </w:r>
+    </w:p>
+    <w:p>
+      <w:pPr>
+        <w:rPr>
+          <w:rFonts w:ascii="Times New Roman" w:hAnsi="Times New Roman" w:cs="Times New Roman"/>
+          <w:b/>
+          <w:bCs/>
+          <w:lang w:val="en-IN"/>
+        </w:rPr>
+      </w:pPr>
+      <w:r>
+        <w:rPr>
+          <w:rFonts w:ascii="Times New Roman" w:hAnsi="Times New Roman" w:cs="Times New Roman"/>
+          <w:b/>
+          <w:bCs/>
+          <w:lang w:val="en-IN"/>
+        </w:rPr>
+        <w:lastRenderedPageBreak/>
         <w:t>4.4 Implementation Design</w:t>
       </w:r>
     </w:p>
@@ -5083,7 +5656,6 @@
           <w:rFonts w:ascii="Times New Roman" w:hAnsi="Times New Roman" w:cs="Times New Roman"/>
           <w:lang w:val="en-IN"/>
         </w:rPr>
-        <w:lastRenderedPageBreak/>
         <w:t>4.4.1 Component Diagram:</w:t>
       </w:r>
     </w:p>
@@ -5118,7 +5690,7 @@
                     </pic:cNvPicPr>
                   </pic:nvPicPr>
                   <pic:blipFill>
-                    <a:blip r:embed="rId11" cstate="print">
+                    <a:blip r:embed="rId13" cstate="print">
                       <a:extLst>
                         <a:ext uri="{28A0092B-C50C-407E-A947-70E740481C1C}">
                           <a14:useLocalDpi xmlns:a14="http://schemas.microsoft.com/office/drawing/2010/main" val="0"/>
@@ -5234,6 +5806,7 @@
           <w:rFonts w:ascii="Times New Roman" w:hAnsi="Times New Roman" w:cs="Times New Roman"/>
           <w:lang w:val="en-IN"/>
         </w:rPr>
+        <w:lastRenderedPageBreak/>
         <w:t>4.4.2 Deployment Diagram:</w:t>
       </w:r>
     </w:p>
@@ -5254,7 +5827,6 @@
           <w:noProof/>
           <w:lang w:val="en-IN"/>
         </w:rPr>
-        <w:lastRenderedPageBreak/>
         <w:drawing>
           <wp:inline distT="0" distB="0" distL="0" distR="0" wp14:anchorId="2DF257F7" wp14:editId="466E5075">
             <wp:extent cx="5928360" cy="2834640"/>
@@ -5273,7 +5845,7 @@
                     </pic:cNvPicPr>
                   </pic:nvPicPr>
                   <pic:blipFill>
-                    <a:blip r:embed="rId12" cstate="print">
+                    <a:blip r:embed="rId14" cstate="print">
                       <a:extLst>
                         <a:ext uri="{28A0092B-C50C-407E-A947-70E740481C1C}">
                           <a14:useLocalDpi xmlns:a14="http://schemas.microsoft.com/office/drawing/2010/main" val="0"/>
@@ -5372,9 +5944,25 @@
           <w:lang w:val="en-IN"/>
         </w:rPr>
         <w:br/>
-        <w:t xml:space="preserve">[3] LangChain Documentation, </w:t>
-      </w:r>
-      <w:hyperlink r:id="rId13" w:history="1">
+        <w:t xml:space="preserve">[3] </w:t>
+      </w:r>
+      <w:proofErr w:type="spellStart"/>
+      <w:r>
+        <w:rPr>
+          <w:rFonts w:ascii="Times New Roman" w:hAnsi="Times New Roman" w:cs="Times New Roman"/>
+          <w:lang w:val="en-IN"/>
+        </w:rPr>
+        <w:t>LangChain</w:t>
+      </w:r>
+      <w:proofErr w:type="spellEnd"/>
+      <w:r>
+        <w:rPr>
+          <w:rFonts w:ascii="Times New Roman" w:hAnsi="Times New Roman" w:cs="Times New Roman"/>
+          <w:lang w:val="en-IN"/>
+        </w:rPr>
+        <w:t xml:space="preserve"> Documentation, </w:t>
+      </w:r>
+      <w:hyperlink r:id="rId15" w:history="1">
         <w:r>
           <w:rPr>
             <w:rStyle w:val="Hyperlink"/>
@@ -5392,7 +5980,7 @@
         <w:br/>
         <w:t xml:space="preserve">[4] Google Gemini API Documentation, </w:t>
       </w:r>
-      <w:hyperlink r:id="rId14" w:history="1">
+      <w:hyperlink r:id="rId16" w:history="1">
         <w:r>
           <w:rPr>
             <w:rStyle w:val="Hyperlink"/>
@@ -5410,7 +5998,7 @@
         <w:br/>
         <w:t xml:space="preserve">[5] Twilio WhatsApp API Documentation, </w:t>
       </w:r>
-      <w:hyperlink r:id="rId15" w:history="1">
+      <w:hyperlink r:id="rId17" w:history="1">
         <w:r>
           <w:rPr>
             <w:rStyle w:val="Hyperlink"/>
